--- a/ru/wisdom-stories/architect-sinan-dies-in-a-house-without-water.docx
+++ b/ru/wisdom-stories/architect-sinan-dies-in-a-house-without-water.docx
@@ -4,302 +4,153 @@
   <w:body>
     <w:p>
       <w:pPr>
-        <w:spacing w:before="0" w:after="60"/>
-        <w:jc w:val="left"/>
+        <w:pStyle w:val="Title"/>
       </w:pPr>
       <w:r>
-        <w:rPr>
-          <w:rFonts w:ascii="Arial" w:hAnsi="Arial" w:eastAsia="Arial"/>
-          <w:i w:val="0"/>
-          <w:color w:val="000000"/>
-          <w:sz w:val="46"/>
-        </w:rPr>
         <w:t>Синан дал Стамбулу воду, но умер в доме без воды</w:t>
       </w:r>
     </w:p>
     <w:p>
-      <w:pPr>
-        <w:jc w:val="left"/>
-      </w:pPr>
+      <w:pPr/>
       <w:r>
-        <w:rPr>
-          <w:rFonts w:ascii="Arial" w:hAnsi="Arial" w:eastAsia="Arial"/>
-          <w:i w:val="0"/>
-          <w:color w:val="000000"/>
-          <w:sz w:val="22"/>
-        </w:rPr>
         <w:t>Во времена Сулеймана Великолепного быстро растущий Стамбул страдал от острой нехватки воды. Решение этой проблемы связано с именем великого зодчего Коджи Синана (1489–1588).</w:t>
       </w:r>
     </w:p>
     <w:p>
       <w:pPr>
-        <w:jc w:val="left"/>
+        <w:spacing w:after="80"/>
       </w:pPr>
       <w:r>
-        <w:rPr>
-          <w:rFonts w:ascii="Arial" w:hAnsi="Arial" w:eastAsia="Arial"/>
-          <w:i w:val="0"/>
-          <w:color w:val="000000"/>
-          <w:sz w:val="22"/>
-        </w:rPr>
         <w:t>Однажды султан вызвал его и спросил:</w:t>
       </w:r>
     </w:p>
     <w:p>
-      <w:pPr>
-        <w:jc w:val="left"/>
-      </w:pPr>
+      <w:pPr/>
       <w:r>
-        <w:rPr>
-          <w:rFonts w:ascii="Arial" w:hAnsi="Arial" w:eastAsia="Arial"/>
-          <w:i w:val="0"/>
-          <w:color w:val="000000"/>
-          <w:sz w:val="22"/>
-        </w:rPr>
-        <w:t>— Главный архитектор, народ дорого платит даже за вьюк воды. Можно ли обеспечить Стамбул водой?</w:t>
+        <w:t>— Синан, людям дорого обходится даже вода, которую привозят на вьючных животных. Можно ли обеспечить ею весь Стамбул?</w:t>
       </w:r>
     </w:p>
     <w:p>
-      <w:pPr>
-        <w:jc w:val="left"/>
-      </w:pPr>
+      <w:pPr/>
       <w:r>
-        <w:rPr>
-          <w:rFonts w:ascii="Arial" w:hAnsi="Arial" w:eastAsia="Arial"/>
-          <w:i w:val="0"/>
-          <w:color w:val="000000"/>
-          <w:sz w:val="22"/>
-        </w:rPr>
         <w:t>Синан попросил разрешения обследовать окрестности. Вместе с помощниками он изучил колодцы, долины и водные потоки от Чекмедже до Бешикташа и рассчитал, где можно возвести плотины и проложить водоводы.</w:t>
       </w:r>
     </w:p>
     <w:p>
       <w:pPr>
-        <w:jc w:val="left"/>
+        <w:spacing w:after="80"/>
       </w:pPr>
       <w:r>
-        <w:rPr>
-          <w:rFonts w:ascii="Arial" w:hAnsi="Arial" w:eastAsia="Arial"/>
-          <w:i w:val="0"/>
-          <w:color w:val="000000"/>
-          <w:sz w:val="22"/>
-        </w:rPr>
         <w:t>Вернувшись к султану, он сказал:</w:t>
       </w:r>
     </w:p>
     <w:p>
       <w:pPr>
-        <w:jc w:val="left"/>
+        <w:spacing w:after="80"/>
       </w:pPr>
       <w:r>
-        <w:rPr>
-          <w:rFonts w:ascii="Arial" w:hAnsi="Arial" w:eastAsia="Arial"/>
-          <w:i w:val="0"/>
-          <w:color w:val="000000"/>
-          <w:sz w:val="22"/>
-        </w:rPr>
-        <w:t>— Доставить воду возможно, но цена будет тяжёлой: придётся выстроить в ряд мешки, наполненные золотом.</w:t>
+        <w:t>— Воду провести можно, но это обойдётся очень дорого: придётся выстроить в ряд мешки с золотом.</w:t>
       </w:r>
     </w:p>
     <w:p>
       <w:pPr>
-        <w:jc w:val="left"/>
+        <w:spacing w:after="80"/>
       </w:pPr>
       <w:r>
-        <w:rPr>
-          <w:rFonts w:ascii="Arial" w:hAnsi="Arial" w:eastAsia="Arial"/>
-          <w:i w:val="0"/>
-          <w:color w:val="000000"/>
-          <w:sz w:val="22"/>
-        </w:rPr>
         <w:t>Султан ответил:</w:t>
       </w:r>
     </w:p>
     <w:p>
       <w:pPr>
-        <w:jc w:val="left"/>
+        <w:spacing w:after="80"/>
       </w:pPr>
       <w:r>
-        <w:rPr>
-          <w:rFonts w:ascii="Arial" w:hAnsi="Arial" w:eastAsia="Arial"/>
-          <w:i w:val="0"/>
-          <w:color w:val="000000"/>
-          <w:sz w:val="22"/>
-        </w:rPr>
         <w:t>— Скажи лишь, что это возможно. Если понадобится, я поставлю мешки не в ряд, а бок о бок.</w:t>
       </w:r>
     </w:p>
     <w:p>
-      <w:pPr>
-        <w:jc w:val="left"/>
-      </w:pPr>
+      <w:pPr/>
       <w:r>
-        <w:rPr>
-          <w:rFonts w:ascii="Arial" w:hAnsi="Arial" w:eastAsia="Arial"/>
-          <w:i w:val="0"/>
-          <w:color w:val="000000"/>
-          <w:sz w:val="22"/>
-        </w:rPr>
-        <w:t>Синан приступил к работе и создал грандиозную систему, завершившуюся сорока фонтанами на площадях города. Чтобы вода не расходовалась напрасно, на фонтанах установили краны.</w:t>
+        <w:t>Синан взялся за дело и построил грандиозную систему водоснабжения, по которой вода поступала к сорока фонтанам на городских площадях. Чтобы она не расходовалась напрасно, на фонтанах установили краны.</w:t>
       </w:r>
     </w:p>
     <w:p>
-      <w:pPr>
-        <w:jc w:val="left"/>
-      </w:pPr>
+      <w:pPr/>
       <w:r>
-        <w:rPr>
-          <w:rFonts w:ascii="Arial" w:hAnsi="Arial" w:eastAsia="Arial"/>
-          <w:i w:val="0"/>
-          <w:color w:val="000000"/>
-          <w:sz w:val="22"/>
-        </w:rPr>
         <w:t>Султан объявил общественные фонтаны достоянием народа и запретил тайно проводить воду в частные дома. Однако в признание заслуг Синана устно разрешил провести отдельную линию к его дому.</w:t>
       </w:r>
     </w:p>
     <w:p>
-      <w:pPr>
-        <w:jc w:val="left"/>
-      </w:pPr>
+      <w:pPr/>
       <w:r>
-        <w:rPr>
-          <w:rFonts w:ascii="Arial" w:hAnsi="Arial" w:eastAsia="Arial"/>
-          <w:i w:val="0"/>
-          <w:color w:val="000000"/>
-          <w:sz w:val="22"/>
-        </w:rPr>
-        <w:t>Шли годы. Умерли Сулейман и люди, знавшие о заслугах архитектора. Однажды престарелого Синана вызвали во дворец: диван рассматривал жалобу на особую воду в его доме.</w:t>
+        <w:t>Шли годы. Умерли Сулейман и люди, помнившие заслуги зодчего. Однажды престарелого Синана вызвали во дворец: диван рассматривал жалобу на то, что в его дом вода поступает по отдельному водопроводу.</w:t>
       </w:r>
     </w:p>
     <w:p>
-      <w:pPr>
-        <w:jc w:val="left"/>
-      </w:pPr>
+      <w:pPr/>
       <w:r>
-        <w:rPr>
-          <w:rFonts w:ascii="Arial" w:hAnsi="Arial" w:eastAsia="Arial"/>
-          <w:i w:val="0"/>
-          <w:color w:val="000000"/>
-          <w:sz w:val="22"/>
-        </w:rPr>
         <w:t>Синан объяснил, что разрешение дал сам султан. Когда у него потребовали письменный указ, он признался:</w:t>
       </w:r>
     </w:p>
     <w:p>
       <w:pPr>
-        <w:jc w:val="left"/>
+        <w:spacing w:after="80"/>
       </w:pPr>
       <w:r>
-        <w:rPr>
-          <w:rFonts w:ascii="Arial" w:hAnsi="Arial" w:eastAsia="Arial"/>
-          <w:i w:val="0"/>
-          <w:color w:val="000000"/>
-          <w:sz w:val="22"/>
-        </w:rPr>
         <w:t>— Тогда мне было стыдно просить у Повелителя мира документ. Письменного разрешения у меня нет.</w:t>
       </w:r>
     </w:p>
     <w:p>
-      <w:pPr>
-        <w:jc w:val="left"/>
-      </w:pPr>
+      <w:pPr/>
       <w:r>
-        <w:rPr>
-          <w:rFonts w:ascii="Arial" w:hAnsi="Arial" w:eastAsia="Arial"/>
-          <w:i w:val="0"/>
-          <w:color w:val="000000"/>
-          <w:sz w:val="22"/>
-        </w:rPr>
-        <w:t>После долгих споров диван решил не наказывать Синана за прежнее пользование водой, но отключить частную линию.</w:t>
+        <w:t>После долгих споров диван решил не наказывать Синана за прежнее пользование водой, но перекрыть подачу в его дом.</w:t>
       </w:r>
     </w:p>
     <w:p>
-      <w:pPr>
-        <w:jc w:val="left"/>
-      </w:pPr>
+      <w:pPr/>
       <w:r>
-        <w:rPr>
-          <w:rFonts w:ascii="Arial" w:hAnsi="Arial" w:eastAsia="Arial"/>
-          <w:i w:val="0"/>
-          <w:color w:val="000000"/>
-          <w:sz w:val="22"/>
-        </w:rPr>
         <w:t>В конце жизни Синан тяжело заболел. Когда близкие захотели смочить ему губы, кран оказался сух. Великий архитектор сказал:</w:t>
       </w:r>
     </w:p>
     <w:p>
       <w:pPr>
-        <w:jc w:val="left"/>
+        <w:keepNext/>
       </w:pPr>
       <w:r>
-        <w:rPr>
-          <w:rFonts w:ascii="Arial" w:hAnsi="Arial" w:eastAsia="Arial"/>
-          <w:i w:val="0"/>
-          <w:color w:val="000000"/>
-          <w:sz w:val="22"/>
-        </w:rPr>
         <w:t>— Мы служили не ради выгоды, а ради довольства Всевышнего. Награду за свой труд мы ожидаем в вечности и не скорбим о том, что в этом мире в нашем доме нет воды.</w:t>
       </w:r>
     </w:p>
     <w:p>
       <w:pPr>
-        <w:pStyle w:val="Moral"/>
         <w:keepNext/>
         <w:keepLines/>
-        <w:widowControl/>
-        <w:spacing w:before="240" w:after="180" w:line="283" w:lineRule="auto"/>
-        <w:ind w:left="240" w:right="240"/>
-        <w:jc w:val="left"/>
-        <w:pBdr>
-          <w:top w:val="single" w:sz="8" w:space="7" w:color="E8D59A"/>
-          <w:left w:val="single" w:sz="32" w:space="11" w:color="C6A23A"/>
-          <w:bottom w:val="single" w:sz="8" w:space="7" w:color="E8D59A"/>
-          <w:right w:val="single" w:sz="8" w:space="11" w:color="E8D59A"/>
-        </w:pBdr>
-        <w:shd w:val="clear" w:color="auto" w:fill="FFF8E1"/>
+        <w:spacing w:before="160"/>
       </w:pPr>
       <w:r>
         <w:rPr>
-          <w:rFonts w:ascii="Arial" w:hAnsi="Arial" w:eastAsia="Arial" w:cs="Arial"/>
           <w:b/>
-          <w:i w:val="0"/>
-          <w:color w:val="9A7417"/>
-          <w:sz w:val="22"/>
         </w:rPr>
-        <w:t xml:space="preserve">Мораль: </w:t>
+        <w:t>Мораль:</w:t>
       </w:r>
       <w:r>
-        <w:rPr>
-          <w:rFonts w:ascii="Arial" w:hAnsi="Arial" w:eastAsia="Arial" w:cs="Arial"/>
-          <w:b w:val="0"/>
-          <w:i w:val="0"/>
-          <w:color w:val="3F3826"/>
-          <w:sz w:val="22"/>
-        </w:rPr>
-        <w:t>Не полагайся чрезмерно на славу, мирские блага и человеческую память. Истинное служение совершается не ради личной выгоды, а ради того, что считаешь правым.</w:t>
+        <w:t xml:space="preserve"> Не полагайся чрезмерно на славу, мирские блага и человеческую память. Истинное служение совершается не ради личной выгоды, а ради того, что считаешь правым.</w:t>
       </w:r>
     </w:p>
     <w:p>
       <w:pPr>
-        <w:keepLines/>
-        <w:widowControl/>
-        <w:spacing w:before="60" w:after="0" w:line="240" w:lineRule="auto"/>
-        <w:jc w:val="right"/>
+        <w:spacing w:after="80"/>
       </w:pPr>
       <w:r>
         <w:rPr>
-          <w:rFonts w:ascii="Arial" w:hAnsi="Arial" w:eastAsia="Arial" w:cs="Arial"/>
-          <w:b w:val="0"/>
           <w:i/>
-          <w:color w:val="8A7950"/>
-          <w:sz w:val="17"/>
+          <w:sz w:val="18"/>
         </w:rPr>
         <w:t>«История взята из открытых источников Интернета.»</w:t>
       </w:r>
     </w:p>
     <w:sectPr>
-      <w:pgSz w:w="12240" w:h="15840"/>
-      <w:pgMar w:top="1440" w:right="1440" w:bottom="1440" w:left="1440" w:header="708" w:footer="708" w:gutter="0"/>
+      <w:pgSz w:w="11909" w:h="16834"/>
+      <w:pgMar w:top="1152" w:right="1224" w:bottom="1152" w:left="1224" w:header="720" w:footer="720" w:gutter="0"/>
       <w:cols w:space="720"/>
       <w:docGrid w:linePitch="360"/>
     </w:sectPr>
@@ -671,12 +522,14 @@
     <w:qFormat/>
     <w:rsid w:val="00FC693F"/>
     <w:pPr>
-      <w:spacing w:before="0" w:after="0" w:line="259" w:lineRule="auto"/>
+      <w:widowControl/>
+      <w:spacing w:after="120" w:line="269" w:lineRule="auto"/>
     </w:pPr>
     <w:rPr>
-      <w:rFonts w:ascii="Arial" w:hAnsi="Arial" w:eastAsia="Arial"/>
+      <w:rFonts w:ascii="Arial" w:hAnsi="Arial"/>
       <w:color w:val="000000"/>
       <w:sz w:val="22"/>
+      <w:lang w:val="ru-RU"/>
     </w:rPr>
   </w:style>
   <w:style w:type="paragraph" w:styleId="Header">
@@ -1020,18 +873,20 @@
     <w:qFormat/>
     <w:rsid w:val="00FC693F"/>
     <w:pPr>
+      <w:keepNext/>
       <w:pBdr>
         <w:bottom w:val="single" w:sz="8" w:space="4" w:color="4F81BD" w:themeColor="accent1"/>
       </w:pBdr>
-      <w:spacing w:after="300" w:line="240" w:lineRule="auto"/>
+      <w:spacing w:after="280" w:line="240" w:lineRule="auto"/>
       <w:contextualSpacing/>
     </w:pPr>
     <w:rPr>
-      <w:rFonts w:asciiTheme="majorHAnsi" w:eastAsiaTheme="majorEastAsia" w:hAnsiTheme="majorHAnsi" w:cstheme="majorBidi"/>
-      <w:color w:val="17365D" w:themeColor="text2" w:themeShade="BF"/>
+      <w:rFonts w:asciiTheme="majorHAnsi" w:eastAsiaTheme="majorEastAsia" w:hAnsiTheme="majorHAnsi" w:cstheme="majorBidi" w:ascii="Arial" w:hAnsi="Arial"/>
+      <w:b/>
+      <w:color w:val="000000"/>
       <w:spacing w:val="5"/>
       <w:kern w:val="28"/>
-      <w:sz w:val="52"/>
+      <w:sz w:val="34"/>
       <w:szCs w:val="52"/>
     </w:rPr>
   </w:style>
@@ -12360,18 +12215,6 @@
         <w:shd w:val="clear" w:color="auto" w:fill="FBCAA2" w:themeFill="accent6" w:themeFillTint="7F"/>
       </w:tcPr>
     </w:tblStylePr>
-  </w:style>
-  <w:style w:type="paragraph" w:customStyle="1" w:styleId="Moral">
-    <w:name w:val="Moral"/>
-    <w:basedOn w:val="Normal"/>
-    <w:pPr>
-      <w:spacing w:before="40" w:after="0" w:line="276" w:lineRule="auto"/>
-    </w:pPr>
-    <w:rPr>
-      <w:rFonts w:ascii="Arial" w:hAnsi="Arial" w:eastAsia="Arial"/>
-      <w:i/>
-      <w:sz w:val="22"/>
-    </w:rPr>
   </w:style>
 </w:styles>
 </file>

--- a/ru/wisdom-stories/architect-sinan-dies-in-a-house-without-water.docx
+++ b/ru/wisdom-stories/architect-sinan-dies-in-a-house-without-water.docx
@@ -13,7 +13,7 @@
     <w:p>
       <w:pPr/>
       <w:r>
-        <w:t>Во времена Сулеймана Великолепного быстро растущий Стамбул страдал от острой нехватки воды. Решение этой проблемы связано с именем великого зодчего Коджи Синана (1489–1588).</w:t>
+        <w:t>Во времена Сулеймана Великолепного быстро растущий Стамбул страдал от острой нехватки воды. Решить эту проблему выпало великому зодчему Кодже Синану (1489–1588).</w:t>
       </w:r>
     </w:p>
     <w:p>
@@ -27,7 +27,7 @@
     <w:p>
       <w:pPr/>
       <w:r>
-        <w:t>— Синан, людям дорого обходится даже вода, которую привозят на вьючных животных. Можно ли обеспечить ею весь Стамбул?</w:t>
+        <w:t>— Главный архитектор, людям дорого обходится даже один конский вьюк воды. Можно ли обеспечить ею весь Стамбул?</w:t>
       </w:r>
     </w:p>
     <w:p>
@@ -49,7 +49,7 @@
         <w:spacing w:after="80"/>
       </w:pPr>
       <w:r>
-        <w:t>— Воду провести можно, но это обойдётся очень дорого: придётся выстроить в ряд мешки с золотом.</w:t>
+        <w:t>— Воду провести можно, но это обойдётся очень дорого: понадобится бесчисленное множество мешков золота.</w:t>
       </w:r>
     </w:p>
     <w:p>
@@ -65,7 +65,7 @@
         <w:spacing w:after="80"/>
       </w:pPr>
       <w:r>
-        <w:t>— Скажи лишь, что это возможно. Если понадобится, я поставлю мешки не в ряд, а бок о бок.</w:t>
+        <w:t>— Скажи лишь, что это возможно. Сколько бы золота ни потребовалось, я дам его.</w:t>
       </w:r>
     </w:p>
     <w:p>
@@ -109,7 +109,7 @@
     <w:p>
       <w:pPr/>
       <w:r>
-        <w:t>В конце жизни Синан тяжело заболел. Когда близкие захотели смочить ему губы, кран оказался сух. Великий архитектор сказал:</w:t>
+        <w:t>В конце жизни Синан тяжело заболел. Когда он попросил воды, чтобы смочить губы, увидели, что домашний кран не течёт. Великий архитектор сказал:</w:t>
       </w:r>
     </w:p>
     <w:p>
@@ -130,11 +130,9 @@
         <w:rPr>
           <w:b/>
         </w:rPr>
-        <w:t>Мораль:</w:t>
+        <w:t>Мораль: Не полагайся чрезмерно на мир, славу и верность людей. Истинное служение совершается не ради личной выгоды, а ради того, что считаешь правым.</w:t>
       </w:r>
-      <w:r>
-        <w:t xml:space="preserve"> Не полагайся чрезмерно на славу, мирские блага и человеческую память. Истинное служение совершается не ради личной выгоды, а ради того, что считаешь правым.</w:t>
-      </w:r>
+      <w:r/>
     </w:p>
     <w:p>
       <w:pPr>
@@ -145,7 +143,7 @@
           <w:i/>
           <w:sz w:val="18"/>
         </w:rPr>
-        <w:t>«История взята из открытых источников Интернета.»</w:t>
+        <w:t>Рассказы взяты из открытых интернет-источников, а иллюстрации созданы с помощью ИИ.</w:t>
       </w:r>
     </w:p>
     <w:sectPr>
